--- a/docs/自走棋对战系统课程设计报告.docx
+++ b/docs/自走棋对战系统课程设计报告.docx
@@ -573,7 +573,7 @@
       <w:pPr>
         <w:pStyle w:val="1"/>
       </w:pPr>
-      <w:bookmarkStart w:id="0" w:name="_Toc238317966"/>
+      <w:bookmarkStart w:id="0" w:name="_Toc238319565"/>
       <w:r>
         <w:lastRenderedPageBreak/>
         <w:t>摘</w:t>
@@ -743,7 +743,7 @@
       <w:pPr>
         <w:pStyle w:val="1"/>
       </w:pPr>
-      <w:bookmarkStart w:id="1" w:name="_Toc238317967"/>
+      <w:bookmarkStart w:id="1" w:name="_Toc238319566"/>
       <w:r>
         <w:t>目</w:t>
       </w:r>
@@ -778,7 +778,7 @@
         </w:rPr>
         <w:fldChar w:fldCharType="separate"/>
       </w:r>
-      <w:hyperlink w:anchor="_Toc238317966" w:history="1">
+      <w:hyperlink w:anchor="_Toc238319565" w:history="1">
         <w:r>
           <w:rPr>
             <w:rStyle w:val="aff9"/>
@@ -816,7 +816,7 @@
             <w:noProof/>
             <w:webHidden/>
           </w:rPr>
-          <w:instrText>PAGEREF _Toc238317966 \h</w:instrText>
+          <w:instrText>PAGEREF _Toc238319565 \h</w:instrText>
         </w:r>
         <w:r>
           <w:rPr>
@@ -870,7 +870,7 @@
           <w:noProof/>
         </w:rPr>
       </w:pPr>
-      <w:hyperlink w:anchor="_Toc238317967" w:history="1">
+      <w:hyperlink w:anchor="_Toc238319566" w:history="1">
         <w:r>
           <w:rPr>
             <w:rStyle w:val="aff9"/>
@@ -908,7 +908,7 @@
             <w:noProof/>
             <w:webHidden/>
           </w:rPr>
-          <w:instrText>PAGEREF _Toc238317967 \h</w:instrText>
+          <w:instrText>PAGEREF _Toc238319566 \h</w:instrText>
         </w:r>
         <w:r>
           <w:rPr>
@@ -962,7 +962,7 @@
           <w:noProof/>
         </w:rPr>
       </w:pPr>
-      <w:hyperlink w:anchor="_Toc238317968" w:history="1">
+      <w:hyperlink w:anchor="_Toc238319567" w:history="1">
         <w:r>
           <w:rPr>
             <w:rStyle w:val="aff9"/>
@@ -1000,7 +1000,7 @@
             <w:noProof/>
             <w:webHidden/>
           </w:rPr>
-          <w:instrText>PAGEREF _Toc238317968 \h</w:instrText>
+          <w:instrText>PAGEREF _Toc238319567 \h</w:instrText>
         </w:r>
         <w:r>
           <w:rPr>
@@ -1054,7 +1054,7 @@
           <w:noProof/>
         </w:rPr>
       </w:pPr>
-      <w:hyperlink w:anchor="_Toc238317969" w:history="1">
+      <w:hyperlink w:anchor="_Toc238319568" w:history="1">
         <w:r>
           <w:rPr>
             <w:rStyle w:val="aff9"/>
@@ -1092,7 +1092,7 @@
             <w:noProof/>
             <w:webHidden/>
           </w:rPr>
-          <w:instrText>PAGEREF _Toc238317969 \h</w:instrText>
+          <w:instrText>PAGEREF _Toc238319568 \h</w:instrText>
         </w:r>
         <w:r>
           <w:rPr>
@@ -1146,7 +1146,7 @@
           <w:noProof/>
         </w:rPr>
       </w:pPr>
-      <w:hyperlink w:anchor="_Toc238317970" w:history="1">
+      <w:hyperlink w:anchor="_Toc238319569" w:history="1">
         <w:r>
           <w:rPr>
             <w:rStyle w:val="aff9"/>
@@ -1184,7 +1184,7 @@
             <w:noProof/>
             <w:webHidden/>
           </w:rPr>
-          <w:instrText>PAGEREF _Toc238317970 \h</w:instrText>
+          <w:instrText>PAGEREF _Toc238319569 \h</w:instrText>
         </w:r>
         <w:r>
           <w:rPr>
@@ -1238,7 +1238,7 @@
           <w:noProof/>
         </w:rPr>
       </w:pPr>
-      <w:hyperlink w:anchor="_Toc238317971" w:history="1">
+      <w:hyperlink w:anchor="_Toc238319570" w:history="1">
         <w:r>
           <w:rPr>
             <w:rStyle w:val="aff9"/>
@@ -1276,7 +1276,7 @@
             <w:noProof/>
             <w:webHidden/>
           </w:rPr>
-          <w:instrText>PAGEREF _Toc238317971 \h</w:instrText>
+          <w:instrText>PAGEREF _Toc238319570 \h</w:instrText>
         </w:r>
         <w:r>
           <w:rPr>
@@ -1330,7 +1330,7 @@
           <w:noProof/>
         </w:rPr>
       </w:pPr>
-      <w:hyperlink w:anchor="_Toc238317972" w:history="1">
+      <w:hyperlink w:anchor="_Toc238319571" w:history="1">
         <w:r>
           <w:rPr>
             <w:rStyle w:val="aff9"/>
@@ -1368,7 +1368,7 @@
             <w:noProof/>
             <w:webHidden/>
           </w:rPr>
-          <w:instrText>PAGEREF _Toc238317972 \h</w:instrText>
+          <w:instrText>PAGEREF _Toc238319571 \h</w:instrText>
         </w:r>
         <w:r>
           <w:rPr>
@@ -1422,7 +1422,7 @@
           <w:noProof/>
         </w:rPr>
       </w:pPr>
-      <w:hyperlink w:anchor="_Toc238317973" w:history="1">
+      <w:hyperlink w:anchor="_Toc238319572" w:history="1">
         <w:r>
           <w:rPr>
             <w:rStyle w:val="aff9"/>
@@ -1460,7 +1460,7 @@
             <w:noProof/>
             <w:webHidden/>
           </w:rPr>
-          <w:instrText>PAGEREF _Toc238317973 \h</w:instrText>
+          <w:instrText>PAGEREF _Toc238319572 \h</w:instrText>
         </w:r>
         <w:r>
           <w:rPr>
@@ -1514,7 +1514,7 @@
           <w:noProof/>
         </w:rPr>
       </w:pPr>
-      <w:hyperlink w:anchor="_Toc238317974" w:history="1">
+      <w:hyperlink w:anchor="_Toc238319573" w:history="1">
         <w:r>
           <w:rPr>
             <w:rStyle w:val="aff9"/>
@@ -1552,7 +1552,7 @@
             <w:noProof/>
             <w:webHidden/>
           </w:rPr>
-          <w:instrText>PAGEREF _Toc238317974 \h</w:instrText>
+          <w:instrText>PAGEREF _Toc238319573 \h</w:instrText>
         </w:r>
         <w:r>
           <w:rPr>
@@ -1606,7 +1606,7 @@
           <w:noProof/>
         </w:rPr>
       </w:pPr>
-      <w:hyperlink w:anchor="_Toc238317975" w:history="1">
+      <w:hyperlink w:anchor="_Toc238319574" w:history="1">
         <w:r>
           <w:rPr>
             <w:rStyle w:val="aff9"/>
@@ -1644,7 +1644,7 @@
             <w:noProof/>
             <w:webHidden/>
           </w:rPr>
-          <w:instrText>PAGEREF _Toc238317975 \h</w:instrText>
+          <w:instrText>PAGEREF _Toc238319574 \h</w:instrText>
         </w:r>
         <w:r>
           <w:rPr>
@@ -1698,7 +1698,7 @@
           <w:noProof/>
         </w:rPr>
       </w:pPr>
-      <w:hyperlink w:anchor="_Toc238317976" w:history="1">
+      <w:hyperlink w:anchor="_Toc238319575" w:history="1">
         <w:r>
           <w:rPr>
             <w:rStyle w:val="aff9"/>
@@ -1736,7 +1736,7 @@
             <w:noProof/>
             <w:webHidden/>
           </w:rPr>
-          <w:instrText>PAGEREF _Toc238317976 \h</w:instrText>
+          <w:instrText>PAGEREF _Toc238319575 \h</w:instrText>
         </w:r>
         <w:r>
           <w:rPr>
@@ -1790,7 +1790,7 @@
           <w:noProof/>
         </w:rPr>
       </w:pPr>
-      <w:hyperlink w:anchor="_Toc238317977" w:history="1">
+      <w:hyperlink w:anchor="_Toc238319576" w:history="1">
         <w:r>
           <w:rPr>
             <w:rStyle w:val="aff9"/>
@@ -1828,7 +1828,7 @@
             <w:noProof/>
             <w:webHidden/>
           </w:rPr>
-          <w:instrText>PAGEREF _Toc238317977 \h</w:instrText>
+          <w:instrText>PAGEREF _Toc238319576 \h</w:instrText>
         </w:r>
         <w:r>
           <w:rPr>
@@ -1882,7 +1882,7 @@
           <w:noProof/>
         </w:rPr>
       </w:pPr>
-      <w:hyperlink w:anchor="_Toc238317978" w:history="1">
+      <w:hyperlink w:anchor="_Toc238319577" w:history="1">
         <w:r>
           <w:rPr>
             <w:rStyle w:val="aff9"/>
@@ -1920,7 +1920,7 @@
             <w:noProof/>
             <w:webHidden/>
           </w:rPr>
-          <w:instrText>PAGEREF _Toc238317978 \h</w:instrText>
+          <w:instrText>PAGEREF _Toc238319577 \h</w:instrText>
         </w:r>
         <w:r>
           <w:rPr>
@@ -1974,7 +1974,7 @@
           <w:noProof/>
         </w:rPr>
       </w:pPr>
-      <w:hyperlink w:anchor="_Toc238317979" w:history="1">
+      <w:hyperlink w:anchor="_Toc238319578" w:history="1">
         <w:r>
           <w:rPr>
             <w:rStyle w:val="aff9"/>
@@ -2012,7 +2012,7 @@
             <w:noProof/>
             <w:webHidden/>
           </w:rPr>
-          <w:instrText>PAGEREF _Toc238317979 \h</w:instrText>
+          <w:instrText>PAGEREF _Toc238319578 \h</w:instrText>
         </w:r>
         <w:r>
           <w:rPr>
@@ -2066,7 +2066,7 @@
           <w:noProof/>
         </w:rPr>
       </w:pPr>
-      <w:hyperlink w:anchor="_Toc238317980" w:history="1">
+      <w:hyperlink w:anchor="_Toc238319579" w:history="1">
         <w:r>
           <w:rPr>
             <w:rStyle w:val="aff9"/>
@@ -2104,7 +2104,7 @@
             <w:noProof/>
             <w:webHidden/>
           </w:rPr>
-          <w:instrText>PAGEREF _Toc238317980 \h</w:instrText>
+          <w:instrText>PAGEREF _Toc238319579 \h</w:instrText>
         </w:r>
         <w:r>
           <w:rPr>
@@ -2158,7 +2158,7 @@
           <w:noProof/>
         </w:rPr>
       </w:pPr>
-      <w:hyperlink w:anchor="_Toc238317981" w:history="1">
+      <w:hyperlink w:anchor="_Toc238319580" w:history="1">
         <w:r>
           <w:rPr>
             <w:rStyle w:val="aff9"/>
@@ -2196,7 +2196,7 @@
             <w:noProof/>
             <w:webHidden/>
           </w:rPr>
-          <w:instrText>PAGEREF _Toc238317981 \h</w:instrText>
+          <w:instrText>PAGEREF _Toc238319580 \h</w:instrText>
         </w:r>
         <w:r>
           <w:rPr>
@@ -2250,7 +2250,7 @@
           <w:noProof/>
         </w:rPr>
       </w:pPr>
-      <w:hyperlink w:anchor="_Toc238317982" w:history="1">
+      <w:hyperlink w:anchor="_Toc238319581" w:history="1">
         <w:r>
           <w:rPr>
             <w:rStyle w:val="aff9"/>
@@ -2288,7 +2288,7 @@
             <w:noProof/>
             <w:webHidden/>
           </w:rPr>
-          <w:instrText>PAGEREF _Toc238317982 \h</w:instrText>
+          <w:instrText>PAGEREF _Toc238319581 \h</w:instrText>
         </w:r>
         <w:r>
           <w:rPr>
@@ -2342,7 +2342,7 @@
           <w:noProof/>
         </w:rPr>
       </w:pPr>
-      <w:hyperlink w:anchor="_Toc238317983" w:history="1">
+      <w:hyperlink w:anchor="_Toc238319582" w:history="1">
         <w:r>
           <w:rPr>
             <w:rStyle w:val="aff9"/>
@@ -2380,7 +2380,7 @@
             <w:noProof/>
             <w:webHidden/>
           </w:rPr>
-          <w:instrText>PAGEREF _Toc238317983 \h</w:instrText>
+          <w:instrText>PAGEREF _Toc238319582 \h</w:instrText>
         </w:r>
         <w:r>
           <w:rPr>
@@ -2434,7 +2434,7 @@
           <w:noProof/>
         </w:rPr>
       </w:pPr>
-      <w:hyperlink w:anchor="_Toc238317984" w:history="1">
+      <w:hyperlink w:anchor="_Toc238319583" w:history="1">
         <w:r>
           <w:rPr>
             <w:rStyle w:val="aff9"/>
@@ -2472,7 +2472,7 @@
             <w:noProof/>
             <w:webHidden/>
           </w:rPr>
-          <w:instrText>PAGEREF _Toc238317984 \h</w:instrText>
+          <w:instrText>PAGEREF _Toc238319583 \h</w:instrText>
         </w:r>
         <w:r>
           <w:rPr>
@@ -2526,7 +2526,7 @@
           <w:noProof/>
         </w:rPr>
       </w:pPr>
-      <w:hyperlink w:anchor="_Toc238317985" w:history="1">
+      <w:hyperlink w:anchor="_Toc238319584" w:history="1">
         <w:r>
           <w:rPr>
             <w:rStyle w:val="aff9"/>
@@ -2564,7 +2564,7 @@
             <w:noProof/>
             <w:webHidden/>
           </w:rPr>
-          <w:instrText>PAGEREF _Toc238317985 \h</w:instrText>
+          <w:instrText>PAGEREF _Toc238319584 \h</w:instrText>
         </w:r>
         <w:r>
           <w:rPr>
@@ -2618,7 +2618,7 @@
           <w:noProof/>
         </w:rPr>
       </w:pPr>
-      <w:hyperlink w:anchor="_Toc238317986" w:history="1">
+      <w:hyperlink w:anchor="_Toc238319585" w:history="1">
         <w:r>
           <w:rPr>
             <w:rStyle w:val="aff9"/>
@@ -2656,7 +2656,7 @@
             <w:noProof/>
             <w:webHidden/>
           </w:rPr>
-          <w:instrText>PAGEREF _Toc238317986 \h</w:instrText>
+          <w:instrText>PAGEREF _Toc238319585 \h</w:instrText>
         </w:r>
         <w:r>
           <w:rPr>
@@ -2710,7 +2710,7 @@
           <w:noProof/>
         </w:rPr>
       </w:pPr>
-      <w:hyperlink w:anchor="_Toc238317987" w:history="1">
+      <w:hyperlink w:anchor="_Toc238319586" w:history="1">
         <w:r>
           <w:rPr>
             <w:rStyle w:val="aff9"/>
@@ -2748,7 +2748,7 @@
             <w:noProof/>
             <w:webHidden/>
           </w:rPr>
-          <w:instrText>PAGEREF _Toc238317987 \h</w:instrText>
+          <w:instrText>PAGEREF _Toc238319586 \h</w:instrText>
         </w:r>
         <w:r>
           <w:rPr>
@@ -2802,7 +2802,7 @@
           <w:noProof/>
         </w:rPr>
       </w:pPr>
-      <w:hyperlink w:anchor="_Toc238317988" w:history="1">
+      <w:hyperlink w:anchor="_Toc238319587" w:history="1">
         <w:r>
           <w:rPr>
             <w:rStyle w:val="aff9"/>
@@ -2840,7 +2840,7 @@
             <w:noProof/>
             <w:webHidden/>
           </w:rPr>
-          <w:instrText>PAGEREF _Toc238317988 \h</w:instrText>
+          <w:instrText>PAGEREF _Toc238319587 \h</w:instrText>
         </w:r>
         <w:r>
           <w:rPr>
@@ -2894,7 +2894,7 @@
           <w:noProof/>
         </w:rPr>
       </w:pPr>
-      <w:hyperlink w:anchor="_Toc238317989" w:history="1">
+      <w:hyperlink w:anchor="_Toc238319588" w:history="1">
         <w:r>
           <w:rPr>
             <w:rStyle w:val="aff9"/>
@@ -2932,7 +2932,7 @@
             <w:noProof/>
             <w:webHidden/>
           </w:rPr>
-          <w:instrText>PAGEREF _Toc238317989 \h</w:instrText>
+          <w:instrText>PAGEREF _Toc238319588 \h</w:instrText>
         </w:r>
         <w:r>
           <w:rPr>
@@ -2986,7 +2986,7 @@
           <w:noProof/>
         </w:rPr>
       </w:pPr>
-      <w:hyperlink w:anchor="_Toc238317990" w:history="1">
+      <w:hyperlink w:anchor="_Toc238319589" w:history="1">
         <w:r>
           <w:rPr>
             <w:rStyle w:val="aff9"/>
@@ -3024,7 +3024,7 @@
             <w:noProof/>
             <w:webHidden/>
           </w:rPr>
-          <w:instrText>PAGEREF _Toc238317990 \h</w:instrText>
+          <w:instrText>PAGEREF _Toc238319589 \h</w:instrText>
         </w:r>
         <w:r>
           <w:rPr>
@@ -3078,7 +3078,7 @@
           <w:noProof/>
         </w:rPr>
       </w:pPr>
-      <w:hyperlink w:anchor="_Toc238317991" w:history="1">
+      <w:hyperlink w:anchor="_Toc238319590" w:history="1">
         <w:r>
           <w:rPr>
             <w:rStyle w:val="aff9"/>
@@ -3116,7 +3116,7 @@
             <w:noProof/>
             <w:webHidden/>
           </w:rPr>
-          <w:instrText>PAGEREF _Toc238317991 \h</w:instrText>
+          <w:instrText>PAGEREF _Toc238319590 \h</w:instrText>
         </w:r>
         <w:r>
           <w:rPr>
@@ -3170,7 +3170,7 @@
           <w:noProof/>
         </w:rPr>
       </w:pPr>
-      <w:hyperlink w:anchor="_Toc238317992" w:history="1">
+      <w:hyperlink w:anchor="_Toc238319591" w:history="1">
         <w:r>
           <w:rPr>
             <w:rStyle w:val="aff9"/>
@@ -3208,7 +3208,7 @@
             <w:noProof/>
             <w:webHidden/>
           </w:rPr>
-          <w:instrText>PAGEREF _Toc238317992 \h</w:instrText>
+          <w:instrText>PAGEREF _Toc238319591 \h</w:instrText>
         </w:r>
         <w:r>
           <w:rPr>
@@ -3262,7 +3262,7 @@
           <w:noProof/>
         </w:rPr>
       </w:pPr>
-      <w:hyperlink w:anchor="_Toc238317993" w:history="1">
+      <w:hyperlink w:anchor="_Toc238319592" w:history="1">
         <w:r>
           <w:rPr>
             <w:rStyle w:val="aff9"/>
@@ -3300,7 +3300,7 @@
             <w:noProof/>
             <w:webHidden/>
           </w:rPr>
-          <w:instrText>PAGEREF _Toc238317993 \h</w:instrText>
+          <w:instrText>PAGEREF _Toc238319592 \h</w:instrText>
         </w:r>
         <w:r>
           <w:rPr>
@@ -3354,7 +3354,7 @@
           <w:noProof/>
         </w:rPr>
       </w:pPr>
-      <w:hyperlink w:anchor="_Toc238317994" w:history="1">
+      <w:hyperlink w:anchor="_Toc238319593" w:history="1">
         <w:r>
           <w:rPr>
             <w:rStyle w:val="aff9"/>
@@ -3392,7 +3392,7 @@
             <w:noProof/>
             <w:webHidden/>
           </w:rPr>
-          <w:instrText>PAGEREF _Toc238317994 \h</w:instrText>
+          <w:instrText>PAGEREF _Toc238319593 \h</w:instrText>
         </w:r>
         <w:r>
           <w:rPr>
@@ -3446,7 +3446,7 @@
           <w:noProof/>
         </w:rPr>
       </w:pPr>
-      <w:hyperlink w:anchor="_Toc238317995" w:history="1">
+      <w:hyperlink w:anchor="_Toc238319594" w:history="1">
         <w:r>
           <w:rPr>
             <w:rStyle w:val="aff9"/>
@@ -3484,7 +3484,7 @@
             <w:noProof/>
             <w:webHidden/>
           </w:rPr>
-          <w:instrText>PAGEREF _Toc238317995 \h</w:instrText>
+          <w:instrText>PAGEREF _Toc238319594 \h</w:instrText>
         </w:r>
         <w:r>
           <w:rPr>
@@ -3538,7 +3538,7 @@
           <w:noProof/>
         </w:rPr>
       </w:pPr>
-      <w:hyperlink w:anchor="_Toc238317996" w:history="1">
+      <w:hyperlink w:anchor="_Toc238319595" w:history="1">
         <w:r>
           <w:rPr>
             <w:rStyle w:val="aff9"/>
@@ -3576,7 +3576,7 @@
             <w:noProof/>
             <w:webHidden/>
           </w:rPr>
-          <w:instrText>PAGEREF _Toc238317996 \h</w:instrText>
+          <w:instrText>PAGEREF _Toc238319595 \h</w:instrText>
         </w:r>
         <w:r>
           <w:rPr>
@@ -3630,7 +3630,7 @@
           <w:noProof/>
         </w:rPr>
       </w:pPr>
-      <w:hyperlink w:anchor="_Toc238317997" w:history="1">
+      <w:hyperlink w:anchor="_Toc238319596" w:history="1">
         <w:r>
           <w:rPr>
             <w:rStyle w:val="aff9"/>
@@ -3668,7 +3668,7 @@
             <w:noProof/>
             <w:webHidden/>
           </w:rPr>
-          <w:instrText>PAGEREF _Toc238317997 \h</w:instrText>
+          <w:instrText>PAGEREF _Toc238319596 \h</w:instrText>
         </w:r>
         <w:r>
           <w:rPr>
@@ -3722,7 +3722,7 @@
           <w:noProof/>
         </w:rPr>
       </w:pPr>
-      <w:hyperlink w:anchor="_Toc238317998" w:history="1">
+      <w:hyperlink w:anchor="_Toc238319597" w:history="1">
         <w:r>
           <w:rPr>
             <w:rStyle w:val="aff9"/>
@@ -3760,7 +3760,7 @@
             <w:noProof/>
             <w:webHidden/>
           </w:rPr>
-          <w:instrText>PAGEREF _Toc238317998 \h</w:instrText>
+          <w:instrText>PAGEREF _Toc238319597 \h</w:instrText>
         </w:r>
         <w:r>
           <w:rPr>
@@ -3814,7 +3814,7 @@
           <w:noProof/>
         </w:rPr>
       </w:pPr>
-      <w:hyperlink w:anchor="_Toc238317999" w:history="1">
+      <w:hyperlink w:anchor="_Toc238319598" w:history="1">
         <w:r>
           <w:rPr>
             <w:rStyle w:val="aff9"/>
@@ -3852,7 +3852,7 @@
             <w:noProof/>
             <w:webHidden/>
           </w:rPr>
-          <w:instrText>PAGEREF _Toc238317999 \h</w:instrText>
+          <w:instrText>PAGEREF _Toc238319598 \h</w:instrText>
         </w:r>
         <w:r>
           <w:rPr>
@@ -3906,7 +3906,7 @@
           <w:noProof/>
         </w:rPr>
       </w:pPr>
-      <w:hyperlink w:anchor="_Toc238318000" w:history="1">
+      <w:hyperlink w:anchor="_Toc238319599" w:history="1">
         <w:r>
           <w:rPr>
             <w:rStyle w:val="aff9"/>
@@ -3944,7 +3944,7 @@
             <w:noProof/>
             <w:webHidden/>
           </w:rPr>
-          <w:instrText>PAGEREF _Toc238318000 \h</w:instrText>
+          <w:instrText>PAGEREF _Toc238319599 \h</w:instrText>
         </w:r>
         <w:r>
           <w:rPr>
@@ -3998,7 +3998,7 @@
           <w:noProof/>
         </w:rPr>
       </w:pPr>
-      <w:hyperlink w:anchor="_Toc238318001" w:history="1">
+      <w:hyperlink w:anchor="_Toc238319600" w:history="1">
         <w:r>
           <w:rPr>
             <w:rStyle w:val="aff9"/>
@@ -4036,7 +4036,7 @@
             <w:noProof/>
             <w:webHidden/>
           </w:rPr>
-          <w:instrText>PAGEREF _Toc238318001 \h</w:instrText>
+          <w:instrText>PAGEREF _Toc238319600 \h</w:instrText>
         </w:r>
         <w:r>
           <w:rPr>
@@ -4090,7 +4090,7 @@
           <w:noProof/>
         </w:rPr>
       </w:pPr>
-      <w:hyperlink w:anchor="_Toc238318002" w:history="1">
+      <w:hyperlink w:anchor="_Toc238319601" w:history="1">
         <w:r>
           <w:rPr>
             <w:rStyle w:val="aff9"/>
@@ -4128,7 +4128,7 @@
             <w:noProof/>
             <w:webHidden/>
           </w:rPr>
-          <w:instrText>PAGEREF _Toc238318002 \h</w:instrText>
+          <w:instrText>PAGEREF _Toc238319601 \h</w:instrText>
         </w:r>
         <w:r>
           <w:rPr>
@@ -4182,7 +4182,7 @@
           <w:noProof/>
         </w:rPr>
       </w:pPr>
-      <w:hyperlink w:anchor="_Toc238318003" w:history="1">
+      <w:hyperlink w:anchor="_Toc238319602" w:history="1">
         <w:r>
           <w:rPr>
             <w:rStyle w:val="aff9"/>
@@ -4220,7 +4220,7 @@
             <w:noProof/>
             <w:webHidden/>
           </w:rPr>
-          <w:instrText>PAGEREF _Toc238318003 \h</w:instrText>
+          <w:instrText>PAGEREF _Toc238319602 \h</w:instrText>
         </w:r>
         <w:r>
           <w:rPr>
@@ -4274,7 +4274,7 @@
           <w:noProof/>
         </w:rPr>
       </w:pPr>
-      <w:hyperlink w:anchor="_Toc238318004" w:history="1">
+      <w:hyperlink w:anchor="_Toc238319603" w:history="1">
         <w:r>
           <w:rPr>
             <w:rStyle w:val="aff9"/>
@@ -4312,7 +4312,7 @@
             <w:noProof/>
             <w:webHidden/>
           </w:rPr>
-          <w:instrText>PAGEREF _Toc238318004 \h</w:instrText>
+          <w:instrText>PAGEREF _Toc238319603 \h</w:instrText>
         </w:r>
         <w:r>
           <w:rPr>
@@ -4343,7 +4343,7 @@
             <w:noProof/>
             <w:webHidden/>
           </w:rPr>
-          <w:t>21</w:t>
+          <w:t>20</w:t>
         </w:r>
         <w:r>
           <w:rPr>
@@ -4366,7 +4366,7 @@
           <w:noProof/>
         </w:rPr>
       </w:pPr>
-      <w:hyperlink w:anchor="_Toc238318005" w:history="1">
+      <w:hyperlink w:anchor="_Toc238319604" w:history="1">
         <w:r>
           <w:rPr>
             <w:rStyle w:val="aff9"/>
@@ -4404,7 +4404,7 @@
             <w:noProof/>
             <w:webHidden/>
           </w:rPr>
-          <w:instrText>PAGEREF _Toc238318005 \h</w:instrText>
+          <w:instrText>PAGEREF _Toc238319604 \h</w:instrText>
         </w:r>
         <w:r>
           <w:rPr>
@@ -4458,7 +4458,7 @@
           <w:noProof/>
         </w:rPr>
       </w:pPr>
-      <w:hyperlink w:anchor="_Toc238318006" w:history="1">
+      <w:hyperlink w:anchor="_Toc238319605" w:history="1">
         <w:r>
           <w:rPr>
             <w:rStyle w:val="aff9"/>
@@ -4496,7 +4496,7 @@
             <w:noProof/>
             <w:webHidden/>
           </w:rPr>
-          <w:instrText>PAGEREF _Toc238318006 \h</w:instrText>
+          <w:instrText>PAGEREF _Toc238319605 \h</w:instrText>
         </w:r>
         <w:r>
           <w:rPr>
@@ -4550,7 +4550,7 @@
           <w:noProof/>
         </w:rPr>
       </w:pPr>
-      <w:hyperlink w:anchor="_Toc238318007" w:history="1">
+      <w:hyperlink w:anchor="_Toc238319606" w:history="1">
         <w:r>
           <w:rPr>
             <w:rStyle w:val="aff9"/>
@@ -4588,7 +4588,7 @@
             <w:noProof/>
             <w:webHidden/>
           </w:rPr>
-          <w:instrText>PAGEREF _Toc238318007 \h</w:instrText>
+          <w:instrText>PAGEREF _Toc238319606 \h</w:instrText>
         </w:r>
         <w:r>
           <w:rPr>
@@ -4656,7 +4656,7 @@
       <w:pPr>
         <w:pStyle w:val="1"/>
       </w:pPr>
-      <w:bookmarkStart w:id="2" w:name="_Toc238317968"/>
+      <w:bookmarkStart w:id="2" w:name="_Toc238319567"/>
       <w:r>
         <w:lastRenderedPageBreak/>
         <w:t xml:space="preserve">1 </w:t>
@@ -4670,7 +4670,7 @@
       <w:pPr>
         <w:pStyle w:val="21"/>
       </w:pPr>
-      <w:bookmarkStart w:id="3" w:name="_Toc238317969"/>
+      <w:bookmarkStart w:id="3" w:name="_Toc238319568"/>
       <w:r>
         <w:t xml:space="preserve">1.1 </w:t>
       </w:r>
@@ -4733,7 +4733,7 @@
       <w:pPr>
         <w:pStyle w:val="21"/>
       </w:pPr>
-      <w:bookmarkStart w:id="4" w:name="_Toc238317970"/>
+      <w:bookmarkStart w:id="4" w:name="_Toc238319569"/>
       <w:r>
         <w:t xml:space="preserve">1.2 </w:t>
       </w:r>
@@ -5563,7 +5563,7 @@
       <w:pPr>
         <w:pStyle w:val="21"/>
       </w:pPr>
-      <w:bookmarkStart w:id="5" w:name="_Toc238317971"/>
+      <w:bookmarkStart w:id="5" w:name="_Toc238319570"/>
       <w:r>
         <w:t xml:space="preserve">1.3 </w:t>
       </w:r>
@@ -5858,7 +5858,7 @@
       <w:pPr>
         <w:pStyle w:val="21"/>
       </w:pPr>
-      <w:bookmarkStart w:id="6" w:name="_Toc238317972"/>
+      <w:bookmarkStart w:id="6" w:name="_Toc238319571"/>
       <w:r>
         <w:lastRenderedPageBreak/>
         <w:t xml:space="preserve">1.4 </w:t>
@@ -6510,7 +6510,7 @@
           <w:noProof/>
         </w:rPr>
         <w:drawing>
-          <wp:inline distT="0" distB="0" distL="0" distR="0" wp14:anchorId="33140773" wp14:editId="226EA33E">
+          <wp:inline distT="0" distB="0" distL="0" distR="0" wp14:anchorId="1DD8A030" wp14:editId="1A8608D0">
             <wp:extent cx="4248000" cy="6372000"/>
             <wp:effectExtent l="0" t="0" r="0" b="0"/>
             <wp:docPr id="1" name="Picture 1"/>
@@ -6592,7 +6592,7 @@
       <w:pPr>
         <w:pStyle w:val="1"/>
       </w:pPr>
-      <w:bookmarkStart w:id="7" w:name="_Toc238317973"/>
+      <w:bookmarkStart w:id="7" w:name="_Toc238319572"/>
       <w:r>
         <w:lastRenderedPageBreak/>
         <w:t xml:space="preserve">2 </w:t>
@@ -6606,7 +6606,7 @@
       <w:pPr>
         <w:pStyle w:val="21"/>
       </w:pPr>
-      <w:bookmarkStart w:id="8" w:name="_Toc238317974"/>
+      <w:bookmarkStart w:id="8" w:name="_Toc238319573"/>
       <w:r>
         <w:t xml:space="preserve">2.1 </w:t>
       </w:r>
@@ -6704,7 +6704,7 @@
           <w:noProof/>
         </w:rPr>
         <w:drawing>
-          <wp:inline distT="0" distB="0" distL="0" distR="0" wp14:anchorId="09793A8C" wp14:editId="0AC7C91B">
+          <wp:inline distT="0" distB="0" distL="0" distR="0" wp14:anchorId="230CCFF5" wp14:editId="3D92ACEA">
             <wp:extent cx="5832000" cy="3645000"/>
             <wp:effectExtent l="0" t="0" r="0" b="0"/>
             <wp:docPr id="2" name="Picture 2"/>
@@ -6775,7 +6775,7 @@
       <w:pPr>
         <w:pStyle w:val="21"/>
       </w:pPr>
-      <w:bookmarkStart w:id="9" w:name="_Toc238317975"/>
+      <w:bookmarkStart w:id="9" w:name="_Toc238319574"/>
       <w:r>
         <w:t xml:space="preserve">2.2 </w:t>
       </w:r>
@@ -7294,7 +7294,7 @@
       <w:pPr>
         <w:pStyle w:val="21"/>
       </w:pPr>
-      <w:bookmarkStart w:id="10" w:name="_Toc238317976"/>
+      <w:bookmarkStart w:id="10" w:name="_Toc238319575"/>
       <w:r>
         <w:lastRenderedPageBreak/>
         <w:t xml:space="preserve">2.3 </w:t>
@@ -7602,7 +7602,7 @@
       <w:pPr>
         <w:pStyle w:val="1"/>
       </w:pPr>
-      <w:bookmarkStart w:id="11" w:name="_Toc238317977"/>
+      <w:bookmarkStart w:id="11" w:name="_Toc238319576"/>
       <w:r>
         <w:t xml:space="preserve">3 </w:t>
       </w:r>
@@ -7615,7 +7615,7 @@
       <w:pPr>
         <w:pStyle w:val="21"/>
       </w:pPr>
-      <w:bookmarkStart w:id="12" w:name="_Toc238317978"/>
+      <w:bookmarkStart w:id="12" w:name="_Toc238319577"/>
       <w:r>
         <w:t xml:space="preserve">3.1 </w:t>
       </w:r>
@@ -8328,7 +8328,7 @@
       <w:pPr>
         <w:pStyle w:val="21"/>
       </w:pPr>
-      <w:bookmarkStart w:id="13" w:name="_Toc238317979"/>
+      <w:bookmarkStart w:id="13" w:name="_Toc238319578"/>
       <w:r>
         <w:t xml:space="preserve">3.2 </w:t>
       </w:r>
@@ -8427,7 +8427,7 @@
         </w:rPr>
         <w:lastRenderedPageBreak/>
         <w:drawing>
-          <wp:inline distT="0" distB="0" distL="0" distR="0" wp14:anchorId="2D7AC5C9" wp14:editId="5A02739B">
+          <wp:inline distT="0" distB="0" distL="0" distR="0" wp14:anchorId="3F006EB7" wp14:editId="0EA436EE">
             <wp:extent cx="5832000" cy="4037538"/>
             <wp:effectExtent l="0" t="0" r="0" b="0"/>
             <wp:docPr id="3" name="Picture 3"/>
@@ -9519,7 +9519,7 @@
       <w:pPr>
         <w:pStyle w:val="21"/>
       </w:pPr>
-      <w:bookmarkStart w:id="14" w:name="_Toc238317980"/>
+      <w:bookmarkStart w:id="14" w:name="_Toc238319579"/>
       <w:r>
         <w:t xml:space="preserve">3.3 </w:t>
       </w:r>
@@ -9602,7 +9602,7 @@
       <w:pPr>
         <w:pStyle w:val="21"/>
       </w:pPr>
-      <w:bookmarkStart w:id="15" w:name="_Toc238317981"/>
+      <w:bookmarkStart w:id="15" w:name="_Toc238319580"/>
       <w:r>
         <w:lastRenderedPageBreak/>
         <w:t xml:space="preserve">3.4 </w:t>
@@ -9680,7 +9680,7 @@
       <w:pPr>
         <w:pStyle w:val="21"/>
       </w:pPr>
-      <w:bookmarkStart w:id="16" w:name="_Toc238317982"/>
+      <w:bookmarkStart w:id="16" w:name="_Toc238319581"/>
       <w:r>
         <w:t xml:space="preserve">3.5 </w:t>
       </w:r>
@@ -9752,7 +9752,7 @@
       <w:pPr>
         <w:pStyle w:val="21"/>
       </w:pPr>
-      <w:bookmarkStart w:id="17" w:name="_Toc238317983"/>
+      <w:bookmarkStart w:id="17" w:name="_Toc238319582"/>
       <w:r>
         <w:t xml:space="preserve">3.6 AI </w:t>
       </w:r>
@@ -10101,7 +10101,7 @@
       <w:pPr>
         <w:pStyle w:val="21"/>
       </w:pPr>
-      <w:bookmarkStart w:id="18" w:name="_Toc238317984"/>
+      <w:bookmarkStart w:id="18" w:name="_Toc238319583"/>
       <w:r>
         <w:t xml:space="preserve">3.7 </w:t>
       </w:r>
@@ -10175,7 +10175,7 @@
       <w:pPr>
         <w:pStyle w:val="1"/>
       </w:pPr>
-      <w:bookmarkStart w:id="19" w:name="_Toc238317985"/>
+      <w:bookmarkStart w:id="19" w:name="_Toc238319584"/>
       <w:r>
         <w:t xml:space="preserve">4 </w:t>
       </w:r>
@@ -10188,7 +10188,7 @@
       <w:pPr>
         <w:pStyle w:val="21"/>
       </w:pPr>
-      <w:bookmarkStart w:id="20" w:name="_Toc238317986"/>
+      <w:bookmarkStart w:id="20" w:name="_Toc238319585"/>
       <w:r>
         <w:t xml:space="preserve">4.1 </w:t>
       </w:r>
@@ -10438,7 +10438,7 @@
       <w:pPr>
         <w:pStyle w:val="21"/>
       </w:pPr>
-      <w:bookmarkStart w:id="21" w:name="_Toc238317987"/>
+      <w:bookmarkStart w:id="21" w:name="_Toc238319586"/>
       <w:r>
         <w:t xml:space="preserve">4.2 </w:t>
       </w:r>
@@ -10610,7 +10610,7 @@
       <w:pPr>
         <w:pStyle w:val="21"/>
       </w:pPr>
-      <w:bookmarkStart w:id="22" w:name="_Toc238317988"/>
+      <w:bookmarkStart w:id="22" w:name="_Toc238319587"/>
       <w:r>
         <w:t xml:space="preserve">4.3 </w:t>
       </w:r>
@@ -10773,7 +10773,7 @@
       <w:pPr>
         <w:pStyle w:val="21"/>
       </w:pPr>
-      <w:bookmarkStart w:id="23" w:name="_Toc238317989"/>
+      <w:bookmarkStart w:id="23" w:name="_Toc238319588"/>
       <w:r>
         <w:t xml:space="preserve">4.4 </w:t>
       </w:r>
@@ -11030,7 +11030,7 @@
       <w:pPr>
         <w:pStyle w:val="1"/>
       </w:pPr>
-      <w:bookmarkStart w:id="24" w:name="_Toc238317990"/>
+      <w:bookmarkStart w:id="24" w:name="_Toc238319589"/>
       <w:r>
         <w:t xml:space="preserve">5 </w:t>
       </w:r>
@@ -11043,7 +11043,7 @@
       <w:pPr>
         <w:pStyle w:val="21"/>
       </w:pPr>
-      <w:bookmarkStart w:id="25" w:name="_Toc238317991"/>
+      <w:bookmarkStart w:id="25" w:name="_Toc238319590"/>
       <w:r>
         <w:t xml:space="preserve">5.1 </w:t>
       </w:r>
@@ -11619,7 +11619,7 @@
       <w:pPr>
         <w:pStyle w:val="21"/>
       </w:pPr>
-      <w:bookmarkStart w:id="26" w:name="_Toc238317992"/>
+      <w:bookmarkStart w:id="26" w:name="_Toc238319591"/>
       <w:r>
         <w:t xml:space="preserve">5.2 </w:t>
       </w:r>
@@ -12340,7 +12340,7 @@
       <w:pPr>
         <w:pStyle w:val="21"/>
       </w:pPr>
-      <w:bookmarkStart w:id="27" w:name="_Toc238317993"/>
+      <w:bookmarkStart w:id="27" w:name="_Toc238319592"/>
       <w:r>
         <w:t xml:space="preserve">5.3 </w:t>
       </w:r>
@@ -13116,7 +13116,7 @@
       <w:pPr>
         <w:pStyle w:val="21"/>
       </w:pPr>
-      <w:bookmarkStart w:id="28" w:name="_Toc238317994"/>
+      <w:bookmarkStart w:id="28" w:name="_Toc238319593"/>
       <w:r>
         <w:lastRenderedPageBreak/>
         <w:t xml:space="preserve">5.4 </w:t>
@@ -13245,7 +13245,7 @@
       <w:pPr>
         <w:pStyle w:val="1"/>
       </w:pPr>
-      <w:bookmarkStart w:id="29" w:name="_Toc238317995"/>
+      <w:bookmarkStart w:id="29" w:name="_Toc238319594"/>
       <w:r>
         <w:t xml:space="preserve">6 </w:t>
       </w:r>
@@ -13301,7 +13301,7 @@
           <w:noProof/>
         </w:rPr>
         <w:drawing>
-          <wp:inline distT="0" distB="0" distL="0" distR="0" wp14:anchorId="2B19D501" wp14:editId="190D5D15">
+          <wp:inline distT="0" distB="0" distL="0" distR="0" wp14:anchorId="4CDBF0C6" wp14:editId="2CB0AB21">
             <wp:extent cx="5652000" cy="3179250"/>
             <wp:effectExtent l="0" t="0" r="0" b="0"/>
             <wp:docPr id="4" name="Picture 4"/>
@@ -13382,7 +13382,7 @@
         </w:rPr>
         <w:lastRenderedPageBreak/>
         <w:drawing>
-          <wp:inline distT="0" distB="0" distL="0" distR="0" wp14:anchorId="30B8C0AD" wp14:editId="3AC482B7">
+          <wp:inline distT="0" distB="0" distL="0" distR="0" wp14:anchorId="10A1EA9B" wp14:editId="2EB1F914">
             <wp:extent cx="5652000" cy="3179250"/>
             <wp:effectExtent l="0" t="0" r="0" b="0"/>
             <wp:docPr id="5" name="Picture 5"/>
@@ -13473,7 +13473,7 @@
         </w:rPr>
         <w:lastRenderedPageBreak/>
         <w:drawing>
-          <wp:inline distT="0" distB="0" distL="0" distR="0" wp14:anchorId="1FD78677" wp14:editId="2A4E50DC">
+          <wp:inline distT="0" distB="0" distL="0" distR="0" wp14:anchorId="7CAD33A7" wp14:editId="1BA38123">
             <wp:extent cx="5652000" cy="3179250"/>
             <wp:effectExtent l="0" t="0" r="0" b="0"/>
             <wp:docPr id="6" name="Picture 6"/>
@@ -13553,7 +13553,7 @@
           <w:noProof/>
         </w:rPr>
         <w:drawing>
-          <wp:inline distT="0" distB="0" distL="0" distR="0" wp14:anchorId="1980C24B" wp14:editId="7BAA7DD3">
+          <wp:inline distT="0" distB="0" distL="0" distR="0" wp14:anchorId="6A9DCBBE" wp14:editId="429E226C">
             <wp:extent cx="5652000" cy="3179250"/>
             <wp:effectExtent l="0" t="0" r="0" b="0"/>
             <wp:docPr id="7" name="Picture 7"/>
@@ -13644,7 +13644,7 @@
         </w:rPr>
         <w:lastRenderedPageBreak/>
         <w:drawing>
-          <wp:inline distT="0" distB="0" distL="0" distR="0" wp14:anchorId="56AA0BE6" wp14:editId="54976752">
+          <wp:inline distT="0" distB="0" distL="0" distR="0" wp14:anchorId="479B6060" wp14:editId="2ECD263B">
             <wp:extent cx="5652000" cy="3179250"/>
             <wp:effectExtent l="0" t="0" r="0" b="0"/>
             <wp:docPr id="8" name="Picture 8"/>
@@ -13724,7 +13724,7 @@
           <w:noProof/>
         </w:rPr>
         <w:drawing>
-          <wp:inline distT="0" distB="0" distL="0" distR="0" wp14:anchorId="4F639CCA" wp14:editId="3B82CFB8">
+          <wp:inline distT="0" distB="0" distL="0" distR="0" wp14:anchorId="0F4079BB" wp14:editId="378ABBAC">
             <wp:extent cx="5652000" cy="3179250"/>
             <wp:effectExtent l="0" t="0" r="0" b="0"/>
             <wp:docPr id="9" name="Picture 9"/>
@@ -13829,7 +13829,7 @@
         </w:rPr>
         <w:lastRenderedPageBreak/>
         <w:drawing>
-          <wp:inline distT="0" distB="0" distL="0" distR="0" wp14:anchorId="2467939F" wp14:editId="34970312">
+          <wp:inline distT="0" distB="0" distL="0" distR="0" wp14:anchorId="604E8CED" wp14:editId="408138F7">
             <wp:extent cx="5652000" cy="3179250"/>
             <wp:effectExtent l="0" t="0" r="0" b="0"/>
             <wp:docPr id="10" name="Picture 10"/>
@@ -13909,7 +13909,7 @@
           <w:noProof/>
         </w:rPr>
         <w:drawing>
-          <wp:inline distT="0" distB="0" distL="0" distR="0" wp14:anchorId="205D87E2" wp14:editId="3F32A160">
+          <wp:inline distT="0" distB="0" distL="0" distR="0" wp14:anchorId="38731F8B" wp14:editId="338DD9BC">
             <wp:extent cx="5652000" cy="3179250"/>
             <wp:effectExtent l="0" t="0" r="0" b="0"/>
             <wp:docPr id="11" name="Picture 11"/>
@@ -14000,7 +14000,7 @@
         </w:rPr>
         <w:lastRenderedPageBreak/>
         <w:drawing>
-          <wp:inline distT="0" distB="0" distL="0" distR="0" wp14:anchorId="1465A32A" wp14:editId="1A313A15">
+          <wp:inline distT="0" distB="0" distL="0" distR="0" wp14:anchorId="63E6CAA6" wp14:editId="27F93BD7">
             <wp:extent cx="5652000" cy="3179250"/>
             <wp:effectExtent l="0" t="0" r="0" b="0"/>
             <wp:docPr id="12" name="Picture 12"/>
@@ -14080,7 +14080,7 @@
           <w:noProof/>
         </w:rPr>
         <w:drawing>
-          <wp:inline distT="0" distB="0" distL="0" distR="0" wp14:anchorId="6D8DF777" wp14:editId="7A5B8723">
+          <wp:inline distT="0" distB="0" distL="0" distR="0" wp14:anchorId="1F797269" wp14:editId="1126EEAE">
             <wp:extent cx="5652000" cy="3179250"/>
             <wp:effectExtent l="0" t="0" r="0" b="0"/>
             <wp:docPr id="13" name="Picture 13"/>
@@ -14171,7 +14171,7 @@
         </w:rPr>
         <w:lastRenderedPageBreak/>
         <w:drawing>
-          <wp:inline distT="0" distB="0" distL="0" distR="0" wp14:anchorId="245C541C" wp14:editId="05137C89">
+          <wp:inline distT="0" distB="0" distL="0" distR="0" wp14:anchorId="1D9F3618" wp14:editId="7FEB08FD">
             <wp:extent cx="5652000" cy="3179250"/>
             <wp:effectExtent l="0" t="0" r="0" b="0"/>
             <wp:docPr id="14" name="Picture 14"/>
@@ -14242,7 +14242,7 @@
       <w:pPr>
         <w:pStyle w:val="1"/>
       </w:pPr>
-      <w:bookmarkStart w:id="30" w:name="_Toc238317996"/>
+      <w:bookmarkStart w:id="30" w:name="_Toc238319595"/>
       <w:r>
         <w:t xml:space="preserve">7 </w:t>
       </w:r>
@@ -14255,7 +14255,7 @@
       <w:pPr>
         <w:pStyle w:val="21"/>
       </w:pPr>
-      <w:bookmarkStart w:id="31" w:name="_Toc238317997"/>
+      <w:bookmarkStart w:id="31" w:name="_Toc238319596"/>
       <w:r>
         <w:t xml:space="preserve">7.1 CMake </w:t>
       </w:r>
@@ -14320,7 +14320,7 @@
       <w:pPr>
         <w:pStyle w:val="21"/>
       </w:pPr>
-      <w:bookmarkStart w:id="32" w:name="_Toc238317998"/>
+      <w:bookmarkStart w:id="32" w:name="_Toc238319597"/>
       <w:r>
         <w:t xml:space="preserve">7.2 </w:t>
       </w:r>
@@ -14415,7 +14415,7 @@
       <w:pPr>
         <w:pStyle w:val="21"/>
       </w:pPr>
-      <w:bookmarkStart w:id="33" w:name="_Toc238317999"/>
+      <w:bookmarkStart w:id="33" w:name="_Toc238319598"/>
       <w:r>
         <w:t xml:space="preserve">7.3 </w:t>
       </w:r>
@@ -14460,7 +14460,7 @@
       <w:pPr>
         <w:pStyle w:val="21"/>
       </w:pPr>
-      <w:bookmarkStart w:id="34" w:name="_Toc238318000"/>
+      <w:bookmarkStart w:id="34" w:name="_Toc238319599"/>
       <w:r>
         <w:t xml:space="preserve">7.4 </w:t>
       </w:r>
@@ -14617,7 +14617,7 @@
       <w:pPr>
         <w:pStyle w:val="1"/>
       </w:pPr>
-      <w:bookmarkStart w:id="35" w:name="_Toc238318001"/>
+      <w:bookmarkStart w:id="35" w:name="_Toc238319600"/>
       <w:r>
         <w:t xml:space="preserve">8 </w:t>
       </w:r>
@@ -14630,7 +14630,7 @@
       <w:pPr>
         <w:pStyle w:val="21"/>
       </w:pPr>
-      <w:bookmarkStart w:id="36" w:name="_Toc238318002"/>
+      <w:bookmarkStart w:id="36" w:name="_Toc238319601"/>
       <w:r>
         <w:t xml:space="preserve">8.1 </w:t>
       </w:r>
@@ -14943,7 +14943,7 @@
       <w:pPr>
         <w:pStyle w:val="21"/>
       </w:pPr>
-      <w:bookmarkStart w:id="37" w:name="_Toc238318003"/>
+      <w:bookmarkStart w:id="37" w:name="_Toc238319602"/>
       <w:r>
         <w:t xml:space="preserve">8.2 </w:t>
       </w:r>
@@ -15042,7 +15042,7 @@
         <w:rPr>
           <w:sz w:val="20"/>
         </w:rPr>
-        <w:t>build-msvc-release</w:t>
+        <w:t>msvc-release</w:t>
       </w:r>
       <w:r>
         <w:rPr>
@@ -15144,7 +15144,7 @@
         <w:rPr>
           <w:sz w:val="20"/>
         </w:rPr>
-        <w:t xml:space="preserve"> cmake --build --preset build-msvc-release --target AutoChessDist</w:t>
+        <w:t xml:space="preserve"> cmake --build --preset msvc-release --target AutoChessDist</w:t>
       </w:r>
       <w:r>
         <w:rPr>
@@ -15169,9 +15169,8 @@
       <w:pPr>
         <w:pStyle w:val="21"/>
       </w:pPr>
-      <w:bookmarkStart w:id="38" w:name="_Toc238318004"/>
-      <w:r>
-        <w:lastRenderedPageBreak/>
+      <w:bookmarkStart w:id="38" w:name="_Toc238319603"/>
+      <w:r>
         <w:t xml:space="preserve">8.3 </w:t>
       </w:r>
       <w:r>
@@ -15226,6 +15225,7 @@
         </w:rPr>
       </w:pPr>
       <w:r>
+        <w:lastRenderedPageBreak/>
         <w:t>第二个收获是先冻结规则再写界面。配置格式、战斗事件顺序、经济比例和地图路线在早期确定后，后续</w:t>
       </w:r>
       <w:r>
@@ -15263,7 +15263,7 @@
       <w:pPr>
         <w:pStyle w:val="1"/>
       </w:pPr>
-      <w:bookmarkStart w:id="39" w:name="_Toc238318005"/>
+      <w:bookmarkStart w:id="39" w:name="_Toc238319604"/>
       <w:r>
         <w:t xml:space="preserve">9 </w:t>
       </w:r>
@@ -15348,7 +15348,7 @@
       <w:pPr>
         <w:pStyle w:val="1"/>
       </w:pPr>
-      <w:bookmarkStart w:id="40" w:name="_Toc238318006"/>
+      <w:bookmarkStart w:id="40" w:name="_Toc238319605"/>
       <w:r>
         <w:lastRenderedPageBreak/>
         <w:t>附录</w:t>
@@ -22923,7 +22923,7 @@
       <w:pPr>
         <w:pStyle w:val="1"/>
       </w:pPr>
-      <w:bookmarkStart w:id="41" w:name="_Toc238318007"/>
+      <w:bookmarkStart w:id="41" w:name="_Toc238319606"/>
       <w:r>
         <w:lastRenderedPageBreak/>
         <w:t>附录</w:t>
@@ -23000,7 +23000,7 @@
         </w:rPr>
         <w:lastRenderedPageBreak/>
         <w:drawing>
-          <wp:inline distT="0" distB="0" distL="0" distR="0" wp14:anchorId="579D3663" wp14:editId="453C4AA8">
+          <wp:inline distT="0" distB="0" distL="0" distR="0" wp14:anchorId="76C4BCAE" wp14:editId="74875944">
             <wp:extent cx="5832000" cy="8246086"/>
             <wp:effectExtent l="0" t="0" r="0" b="0"/>
             <wp:docPr id="15" name="Picture 15"/>
@@ -23105,7 +23105,7 @@
         </w:rPr>
         <w:lastRenderedPageBreak/>
         <w:drawing>
-          <wp:inline distT="0" distB="0" distL="0" distR="0" wp14:anchorId="3508EEF1" wp14:editId="32C35A36">
+          <wp:inline distT="0" distB="0" distL="0" distR="0" wp14:anchorId="077881DD" wp14:editId="351AAE03">
             <wp:extent cx="5832000" cy="8246086"/>
             <wp:effectExtent l="0" t="0" r="0" b="0"/>
             <wp:docPr id="16" name="Picture 16"/>
@@ -23210,7 +23210,7 @@
         </w:rPr>
         <w:lastRenderedPageBreak/>
         <w:drawing>
-          <wp:inline distT="0" distB="0" distL="0" distR="0" wp14:anchorId="0B68881C" wp14:editId="443A6061">
+          <wp:inline distT="0" distB="0" distL="0" distR="0" wp14:anchorId="5B9281CE" wp14:editId="1E8A9813">
             <wp:extent cx="5832000" cy="8246086"/>
             <wp:effectExtent l="0" t="0" r="0" b="0"/>
             <wp:docPr id="17" name="Picture 17"/>
@@ -23315,7 +23315,7 @@
         </w:rPr>
         <w:lastRenderedPageBreak/>
         <w:drawing>
-          <wp:inline distT="0" distB="0" distL="0" distR="0" wp14:anchorId="0E904AA6" wp14:editId="508C7AE0">
+          <wp:inline distT="0" distB="0" distL="0" distR="0" wp14:anchorId="45F8DB62" wp14:editId="77050734">
             <wp:extent cx="5832000" cy="8246086"/>
             <wp:effectExtent l="0" t="0" r="0" b="0"/>
             <wp:docPr id="18" name="Picture 18"/>
@@ -23790,31 +23790,31 @@
       </w:rPr>
     </w:lvl>
   </w:abstractNum>
-  <w:num w:numId="1" w16cid:durableId="795294338">
+  <w:num w:numId="1" w16cid:durableId="1648781028">
     <w:abstractNumId w:val="8"/>
   </w:num>
-  <w:num w:numId="2" w16cid:durableId="1014304869">
+  <w:num w:numId="2" w16cid:durableId="1775783716">
     <w:abstractNumId w:val="6"/>
   </w:num>
-  <w:num w:numId="3" w16cid:durableId="1188326161">
+  <w:num w:numId="3" w16cid:durableId="1165777116">
     <w:abstractNumId w:val="5"/>
   </w:num>
-  <w:num w:numId="4" w16cid:durableId="1824005300">
+  <w:num w:numId="4" w16cid:durableId="1338652284">
     <w:abstractNumId w:val="4"/>
   </w:num>
-  <w:num w:numId="5" w16cid:durableId="1082139842">
+  <w:num w:numId="5" w16cid:durableId="102773492">
     <w:abstractNumId w:val="7"/>
   </w:num>
-  <w:num w:numId="6" w16cid:durableId="1071655648">
+  <w:num w:numId="6" w16cid:durableId="1477184147">
     <w:abstractNumId w:val="3"/>
   </w:num>
-  <w:num w:numId="7" w16cid:durableId="1787650452">
+  <w:num w:numId="7" w16cid:durableId="597102769">
     <w:abstractNumId w:val="2"/>
   </w:num>
-  <w:num w:numId="8" w16cid:durableId="897206520">
+  <w:num w:numId="8" w16cid:durableId="860238068">
     <w:abstractNumId w:val="1"/>
   </w:num>
-  <w:num w:numId="9" w16cid:durableId="580531205">
+  <w:num w:numId="9" w16cid:durableId="1232542849">
     <w:abstractNumId w:val="0"/>
   </w:num>
 </w:numbering>
@@ -35219,7 +35219,7 @@
     <w:autoRedefine/>
     <w:uiPriority w:val="39"/>
     <w:unhideWhenUsed/>
-    <w:rsid w:val="00F0652E"/>
+    <w:rsid w:val="0020437A"/>
   </w:style>
   <w:style w:type="paragraph" w:styleId="TOC2">
     <w:name w:val="toc 2"/>
@@ -35228,7 +35228,7 @@
     <w:autoRedefine/>
     <w:uiPriority w:val="39"/>
     <w:unhideWhenUsed/>
-    <w:rsid w:val="00F0652E"/>
+    <w:rsid w:val="0020437A"/>
     <w:pPr>
       <w:ind w:leftChars="200" w:left="420"/>
     </w:pPr>
@@ -35238,7 +35238,7 @@
     <w:basedOn w:val="a2"/>
     <w:uiPriority w:val="99"/>
     <w:unhideWhenUsed/>
-    <w:rsid w:val="00F0652E"/>
+    <w:rsid w:val="0020437A"/>
     <w:rPr>
       <w:color w:val="0000FF" w:themeColor="hyperlink"/>
       <w:u w:val="single"/>
